--- a/test/fixtures/check38/38b-handler-bound.docx
+++ b/test/fixtures/check38/38b-handler-bound.docx
@@ -14,7 +14,7 @@
     </w:p>
     <w:sdt>
       <w:sdtPr>
-        <w:id w:val="555339808"/>
+        <w:id w:val="119755987"/>
         <w:tag w:val="od:xpath=x1&amp;od:Handler=picture"/>
         <w:alias w:val="Floating picture"/>
       </w:sdtPr>
@@ -48,7 +48,7 @@
                         <pic:cNvPicPr/>
                       </pic:nvPicPr>
                       <pic:blipFill>
-                        <a:blip r:embed="rId7"/>
+                        <a:blip r:embed="rId8"/>
                         <a:stretch>
                           <a:fillRect/>
                         </a:stretch>
@@ -78,7 +78,7 @@
     </w:p>
     <w:sdt>
       <w:sdtPr>
-        <w:id w:val="692875281"/>
+        <w:id w:val="345267206"/>
         <w:tag w:val="od:xpath=x2&amp;od:Handler=picture&amp;width=4500"/>
         <w:alias w:val="width=4500"/>
       </w:sdtPr>
@@ -89,7 +89,7 @@
               <wp:inline distB="0" distL="0" distR="0" distT="0">
                 <wp:extent cx="2857500" cy="714375"/>
                 <wp:effectExtent b="0" l="0" r="0" t="0"/>
-                <wp:docPr descr="" id="51" name="Picture 51"/>
+                <wp:docPr descr="" id="52" name="Picture 52"/>
                 <wp:cNvGraphicFramePr>
                   <a:graphicFrameLocks noChangeAspect="true"/>
                 </wp:cNvGraphicFramePr>
@@ -97,11 +97,11 @@
                   <a:graphicData uri="http://schemas.openxmlformats.org/drawingml/2006/picture">
                     <pic:pic>
                       <pic:nvPicPr>
-                        <pic:cNvPr descr="" id="51" name="Picture 51"/>
+                        <pic:cNvPr descr="" id="52" name="Picture 52"/>
                         <pic:cNvPicPr/>
                       </pic:nvPicPr>
                       <pic:blipFill>
-                        <a:blip r:embed="rId8"/>
+                        <a:blip r:embed="rId9"/>
                         <a:stretch>
                           <a:fillRect/>
                         </a:stretch>
@@ -131,7 +131,7 @@
     </w:p>
     <w:sdt>
       <w:sdtPr>
-        <w:id w:val="805733360"/>
+        <w:id w:val="1007196255"/>
         <w:tag w:val="od:xpath=x2&amp;od:Handler=picture&amp;width=auto"/>
         <w:alias w:val="width=auto"/>
       </w:sdtPr>
@@ -142,7 +142,7 @@
               <wp:inline distB="0" distL="0" distR="0" distT="0">
                 <wp:extent cx="5732145" cy="1433036"/>
                 <wp:effectExtent b="0" l="0" r="0" t="0"/>
-                <wp:docPr descr="" id="52" name="Picture 52"/>
+                <wp:docPr descr="" id="53" name="Picture 53"/>
                 <wp:cNvGraphicFramePr>
                   <a:graphicFrameLocks noChangeAspect="true"/>
                 </wp:cNvGraphicFramePr>
@@ -150,11 +150,11 @@
                   <a:graphicData uri="http://schemas.openxmlformats.org/drawingml/2006/picture">
                     <pic:pic>
                       <pic:nvPicPr>
-                        <pic:cNvPr descr="" id="52" name="Picture 52"/>
+                        <pic:cNvPr descr="" id="53" name="Picture 53"/>
                         <pic:cNvPicPr/>
                       </pic:nvPicPr>
                       <pic:blipFill>
-                        <a:blip r:embed="rId9"/>
+                        <a:blip r:embed="rId10"/>
                         <a:stretch>
                           <a:fillRect/>
                         </a:stretch>
@@ -179,7 +179,7 @@
     </w:sdt>
     <w:p>
       <w:r>
-        <w:t>4. In a table cell 3000 twips (2.08 inches) wide, width=4500: the image fits the cell:</w:t>
+        <w:t>4. In a table cell 3000 twips (2.08 inches) wide, width=4500: the image fits the cell less its margins (108 twips each side: 2784 twips, 1.93 inches):</w:t>
       </w:r>
     </w:p>
     <w:tbl>
@@ -198,7 +198,7 @@
           <w:p>
             <w:sdt>
               <w:sdtPr>
-                <w:id w:val="77129532"/>
+                <w:id w:val="926597311"/>
                 <w:tag w:val="od:xpath=x2&amp;od:Handler=picture&amp;width=4500"/>
                 <w:alias w:val="in a cell"/>
               </w:sdtPr>
@@ -206,9 +206,9 @@
                 <w:r>
                   <w:drawing>
                     <wp:inline distB="0" distL="0" distR="0" distT="0">
-                      <wp:extent cx="1905000" cy="476250"/>
+                      <wp:extent cx="1767840" cy="441960"/>
                       <wp:effectExtent b="0" l="0" r="0" t="0"/>
-                      <wp:docPr descr="" id="53" name="Picture 53"/>
+                      <wp:docPr descr="" id="54" name="Picture 54"/>
                       <wp:cNvGraphicFramePr>
                         <a:graphicFrameLocks noChangeAspect="true"/>
                       </wp:cNvGraphicFramePr>
@@ -216,11 +216,11 @@
                         <a:graphicData uri="http://schemas.openxmlformats.org/drawingml/2006/picture">
                           <pic:pic>
                             <pic:nvPicPr>
-                              <pic:cNvPr descr="" id="53" name="Picture 53"/>
+                              <pic:cNvPr descr="" id="54" name="Picture 54"/>
                               <pic:cNvPicPr/>
                             </pic:nvPicPr>
                             <pic:blipFill>
-                              <a:blip r:embed="rId10"/>
+                              <a:blip r:embed="rId11"/>
                               <a:stretch>
                                 <a:fillRect/>
                               </a:stretch>
@@ -228,7 +228,7 @@
                             <pic:spPr>
                               <a:xfrm>
                                 <a:off x="0" y="0"/>
-                                <a:ext cx="1905000" cy="476250"/>
+                                <a:ext cx="1767840" cy="441960"/>
                               </a:xfrm>
                               <a:prstGeom prst="rect">
                                 <a:avLst/>
@@ -246,6 +246,59 @@
         </w:tc>
       </w:tr>
     </w:tbl>
+    <w:p>
+      <w:r>
+        <w:t>5. An inline red placeholder bound to an SVG node, no width: after the bind the same drawing shows an orange circle on grey, if this Word reads an SVG part pointed at directly by a:blip (no PNG fallback is written):</w:t>
+      </w:r>
+    </w:p>
+    <w:sdt>
+      <w:sdtPr>
+        <w:id w:val="433439142"/>
+        <w:tag w:val="od:xpath=x3&amp;od:Handler=picture"/>
+        <w:alias w:val="SVG, no width"/>
+      </w:sdtPr>
+      <w:sdtContent>
+        <w:p>
+          <w:r>
+            <w:drawing>
+              <wp:inline distB="0" distL="0" distR="0" distT="0">
+                <wp:extent cx="1905000" cy="952500"/>
+                <wp:effectExtent b="0" l="0" r="0" t="0"/>
+                <wp:docPr descr="" id="51" name="svg-placeholder.png"/>
+                <wp:cNvGraphicFramePr>
+                  <a:graphicFrameLocks noChangeAspect="true"/>
+                </wp:cNvGraphicFramePr>
+                <a:graphic>
+                  <a:graphicData uri="http://schemas.openxmlformats.org/drawingml/2006/picture">
+                    <pic:pic>
+                      <pic:nvPicPr>
+                        <pic:cNvPr descr="" id="51" name="svg-placeholder.png"/>
+                        <pic:cNvPicPr/>
+                      </pic:nvPicPr>
+                      <pic:blipFill>
+                        <a:blip r:embed="rId12"/>
+                        <a:stretch>
+                          <a:fillRect/>
+                        </a:stretch>
+                      </pic:blipFill>
+                      <pic:spPr>
+                        <a:xfrm>
+                          <a:off x="0" y="0"/>
+                          <a:ext cx="1905000" cy="952500"/>
+                        </a:xfrm>
+                        <a:prstGeom prst="rect">
+                          <a:avLst/>
+                        </a:prstGeom>
+                      </pic:spPr>
+                    </pic:pic>
+                  </a:graphicData>
+                </a:graphic>
+              </wp:inline>
+            </w:drawing>
+          </w:r>
+        </w:p>
+      </w:sdtContent>
+    </w:sdt>
     <w:p>
       <w:r>
         <w:t>After the controls.</w:t>
@@ -1077,26 +1130,30 @@
 <data>
   <logo>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</logo>
   <wide>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</wide>
+  <svg>PHN2ZyB4bWxucz0iaHR0cDovL3d3dy53My5vcmcvMjAwMC9zdmciIHdpZHRoPSIyMDAiIGhlaWdodD0iMTAwIiB2aWV3Qm94PSIwIDAgMjAwIDEwMCI+PHJlY3Qgd2lkdGg9IjIwMCIgaGVpZ2h0PSIxMDAiIGZpbGw9IiNkZGRkZGQiLz48Y2lyY2xlIGN4PSIxMDAiIGN5PSI1MCIgcj0iNDAiIGZpbGw9IiNmMDgwMjAiLz48L3N2Zz4=</svg>
 </data>
 </file>
 
 <file path=customXml/item12.xml><?xml version="1.0" encoding="utf-8"?>
 <xpaths xmlns="http://opendope.org/xpaths">
   <xpath id="x1">
-    <dataBinding xmlns:w="http://schemas.openxmlformats.org/wordprocessingml/2006/main" w:storeItemID="{63200DE3-4659-4F98-8AC1-B7CEE51B4614}" w:xpath="/data/logo" w:prefixMappings=""/>
+    <dataBinding xmlns:w="http://schemas.openxmlformats.org/wordprocessingml/2006/main" w:storeItemID="{6F67F641-CF6A-40B1-BE06-E9C7A49387EA}" w:xpath="/data/logo" w:prefixMappings=""/>
   </xpath>
   <xpath id="x2">
-    <dataBinding xmlns:w="http://schemas.openxmlformats.org/wordprocessingml/2006/main" w:storeItemID="{63200DE3-4659-4F98-8AC1-B7CEE51B4614}" w:xpath="/data/wide" w:prefixMappings=""/>
+    <dataBinding xmlns:w="http://schemas.openxmlformats.org/wordprocessingml/2006/main" w:storeItemID="{6F67F641-CF6A-40B1-BE06-E9C7A49387EA}" w:xpath="/data/wide" w:prefixMappings=""/>
+  </xpath>
+  <xpath id="x3">
+    <dataBinding xmlns:w="http://schemas.openxmlformats.org/wordprocessingml/2006/main" w:storeItemID="{6F67F641-CF6A-40B1-BE06-E9C7A49387EA}" w:xpath="/data/svg" w:prefixMappings=""/>
   </xpath>
 </xpaths>
 </file>
 
 <file path=customXml/itemProps1.xml><?xml version="1.0" encoding="utf-8"?>
-<ds:datastoreItem xmlns:ds="http://schemas.openxmlformats.org/officeDocument/2006/customXml" ds:itemID="{63200DE3-4659-4F98-8AC1-B7CEE51B4614}"/>
+<ds:datastoreItem xmlns:ds="http://schemas.openxmlformats.org/officeDocument/2006/customXml" ds:itemID="{6F67F641-CF6A-40B1-BE06-E9C7A49387EA}"/>
 </file>
 
 <file path=customXml/itemProps12.xml><?xml version="1.0" encoding="utf-8"?>
-<ds:datastoreItem xmlns:ds="http://schemas.openxmlformats.org/officeDocument/2006/customXml" ds:itemID="{A22EB46B-6318-45ED-B990-A484DFD4676D}">
+<ds:datastoreItem xmlns:ds="http://schemas.openxmlformats.org/officeDocument/2006/customXml" ds:itemID="{77D96E5A-81A4-4C1A-9447-29D07D67A574}">
   <ds:schemaRefs>
     <ds:schemaRef ds:uri="http://opendope.org/xpaths"/>
   </ds:schemaRefs>
